--- a/docs/word/10_canh_bao.docx
+++ b/docs/word/10_canh_bao.docx
@@ -6316,7 +6316,7 @@
               <w:pStyle w:val="NoiDungBang"/>
             </w:pPr>
             <w:r>
-              <w:t xml:space="preserve">125</w:t>
+              <w:t xml:space="preserve">119</w:t>
             </w:r>
           </w:p>
         </w:tc>
@@ -6373,7 +6373,7 @@
               <w:pStyle w:val="NoiDungBang"/>
             </w:pPr>
             <w:r>
-              <w:t xml:space="preserve">126</w:t>
+              <w:t xml:space="preserve">120</w:t>
             </w:r>
           </w:p>
         </w:tc>
@@ -6482,7 +6482,7 @@
               <w:pStyle w:val="NoiDungBang"/>
             </w:pPr>
             <w:r>
-              <w:t xml:space="preserve">126</w:t>
+              <w:t xml:space="preserve">120</w:t>
             </w:r>
           </w:p>
         </w:tc>
@@ -15836,68 +15836,6 @@
         </w:tc>
       </w:tr>
     </w:tbl>
-    <w:p>
-      <w:pPr>
-        <w:pStyle w:val="FirstParagraph"/>
-      </w:pPr>
-      <w:r>
-        <w:t xml:space="preserve">Trên ứng dụng (SQLite), trigger tương đương là</w:t>
-      </w:r>
-      <w:r>
-        <w:t xml:space="preserve"> </w:t>
-      </w:r>
-      <w:r>
-        <w:rPr>
-          <w:rStyle w:val="VerbatimChar"/>
-        </w:rPr>
-        <w:t xml:space="preserve">TRG_CHI_TIET_LAN_DO_CanhBao_Them</w:t>
-      </w:r>
-      <w:r>
-        <w:t xml:space="preserve"> </w:t>
-      </w:r>
-      <w:r>
-        <w:t xml:space="preserve">và</w:t>
-      </w:r>
-      <w:r>
-        <w:t xml:space="preserve"> </w:t>
-      </w:r>
-      <w:r>
-        <w:rPr>
-          <w:rStyle w:val="VerbatimChar"/>
-        </w:rPr>
-        <w:t xml:space="preserve">TRG_CHI_TIET_LAN_DO_CanhBao_Sua</w:t>
-      </w:r>
-      <w:r>
-        <w:t xml:space="preserve"> </w:t>
-      </w:r>
-      <w:r>
-        <w:t xml:space="preserve">trong</w:t>
-      </w:r>
-      <w:r>
-        <w:t xml:space="preserve"> </w:t>
-      </w:r>
-      <w:r>
-        <w:rPr>
-          <w:rStyle w:val="VerbatimChar"/>
-        </w:rPr>
-        <w:t xml:space="preserve">sql/sqlite/02_trigger.sql</w:t>
-      </w:r>
-      <w:r>
-        <w:t xml:space="preserve">. Khác biệt chính: trigger của SQLite chạy cho từng dòng (dùng</w:t>
-      </w:r>
-      <w:r>
-        <w:t xml:space="preserve"> </w:t>
-      </w:r>
-      <w:r>
-        <w:rPr>
-          <w:rStyle w:val="VerbatimChar"/>
-        </w:rPr>
-        <w:t xml:space="preserve">NEW</w:t>
-      </w:r>
-      <w:r>
-        <w:t xml:space="preserve">), và mỗi trigger chỉ gắn với một sự kiện.</w:t>
-      </w:r>
-    </w:p>
     <w:sectPr>
       <w:footnotePr>
         <w:numRestart w:val="eachSect"/>
